--- a/Olikh/Zvit/25_26/Zvit25_26.docx
+++ b/Olikh/Zvit/25_26/Zvit25_26.docx
@@ -294,7 +294,16 @@
           <w:szCs w:val="24"/>
           <w:lang w:val="en-US"/>
         </w:rPr>
-        <w:t>17</w:t>
+        <w:t>1</w:t>
+      </w:r>
+      <w:r>
+        <w:rPr>
+          <w:rFonts w:ascii="Times New Roman" w:hAnsi="Times New Roman"/>
+          <w:sz w:val="24"/>
+          <w:szCs w:val="24"/>
+          <w:lang w:val="en-US"/>
+        </w:rPr>
+        <w:t>9</w:t>
       </w:r>
       <w:r>
         <w:rPr>
@@ -686,28 +695,7 @@
           <w:szCs w:val="24"/>
           <w:lang w:val="uk-UA"/>
         </w:rPr>
-        <w:t>П.О.</w:t>
-      </w:r>
-      <w:r>
-        <w:rPr>
-          <w:szCs w:val="24"/>
-          <w:lang w:val="uk-UA"/>
-        </w:rPr>
-        <w:t xml:space="preserve"> Ліщук, </w:t>
-      </w:r>
-      <w:r>
-        <w:rPr>
-          <w:szCs w:val="24"/>
-          <w:lang w:val="uk-UA"/>
-        </w:rPr>
-        <w:t>К.В.</w:t>
-      </w:r>
-      <w:r>
-        <w:rPr>
-          <w:szCs w:val="24"/>
-          <w:lang w:val="uk-UA"/>
-        </w:rPr>
-        <w:t xml:space="preserve"> </w:t>
+        <w:t xml:space="preserve">П.О. Ліщук, К.В. </w:t>
       </w:r>
       <w:proofErr w:type="spellStart"/>
       <w:r>
@@ -723,21 +711,7 @@
           <w:szCs w:val="24"/>
           <w:lang w:val="uk-UA"/>
         </w:rPr>
-        <w:t xml:space="preserve">, </w:t>
-      </w:r>
-      <w:r>
-        <w:rPr>
-          <w:szCs w:val="24"/>
-          <w:lang w:val="uk-UA"/>
-        </w:rPr>
-        <w:t>Л.І.</w:t>
-      </w:r>
-      <w:r>
-        <w:rPr>
-          <w:szCs w:val="24"/>
-          <w:lang w:val="uk-UA"/>
-        </w:rPr>
-        <w:t xml:space="preserve"> </w:t>
+        <w:t xml:space="preserve">, Л.І. </w:t>
       </w:r>
       <w:proofErr w:type="spellStart"/>
       <w:r>
@@ -753,21 +727,7 @@
           <w:szCs w:val="24"/>
           <w:lang w:val="uk-UA"/>
         </w:rPr>
-        <w:t xml:space="preserve">, </w:t>
-      </w:r>
-      <w:r>
-        <w:rPr>
-          <w:szCs w:val="24"/>
-          <w:lang w:val="uk-UA"/>
-        </w:rPr>
-        <w:t>М.В.</w:t>
-      </w:r>
-      <w:r>
-        <w:rPr>
-          <w:szCs w:val="24"/>
-          <w:lang w:val="uk-UA"/>
-        </w:rPr>
-        <w:t xml:space="preserve"> Ісаєв</w:t>
+        <w:t>, М.В. Ісаєв</w:t>
       </w:r>
       <w:r>
         <w:rPr>
@@ -860,23 +820,7 @@
           <w:szCs w:val="24"/>
           <w:lang w:val="uk-UA"/>
         </w:rPr>
-        <w:t xml:space="preserve">автори </w:t>
-      </w:r>
-      <w:r>
-        <w:rPr>
-          <w:color w:val="000000"/>
-          <w:szCs w:val="24"/>
-          <w:lang w:val="uk-UA"/>
-        </w:rPr>
-        <w:t>Н.М.</w:t>
-      </w:r>
-      <w:r>
-        <w:rPr>
-          <w:color w:val="000000"/>
-          <w:szCs w:val="24"/>
-          <w:lang w:val="uk-UA"/>
-        </w:rPr>
-        <w:t xml:space="preserve"> </w:t>
+        <w:t xml:space="preserve">автори Н.М. </w:t>
       </w:r>
       <w:proofErr w:type="spellStart"/>
       <w:r>
@@ -894,39 +838,7 @@
           <w:szCs w:val="24"/>
           <w:lang w:val="uk-UA"/>
         </w:rPr>
-        <w:t xml:space="preserve">, </w:t>
-      </w:r>
-      <w:r>
-        <w:rPr>
-          <w:color w:val="000000"/>
-          <w:szCs w:val="24"/>
-          <w:lang w:val="uk-UA"/>
-        </w:rPr>
-        <w:t>О.І.</w:t>
-      </w:r>
-      <w:r>
-        <w:rPr>
-          <w:color w:val="000000"/>
-          <w:szCs w:val="24"/>
-          <w:lang w:val="uk-UA"/>
-        </w:rPr>
-        <w:t xml:space="preserve"> Наконечна, </w:t>
-      </w:r>
-      <w:r>
-        <w:rPr>
-          <w:color w:val="000000"/>
-          <w:szCs w:val="24"/>
-          <w:lang w:val="uk-UA"/>
-        </w:rPr>
-        <w:t>В.В.</w:t>
-      </w:r>
-      <w:r>
-        <w:rPr>
-          <w:color w:val="000000"/>
-          <w:szCs w:val="24"/>
-          <w:lang w:val="uk-UA"/>
-        </w:rPr>
-        <w:t xml:space="preserve"> </w:t>
+        <w:t xml:space="preserve">, О.І. Наконечна, В.В. </w:t>
       </w:r>
       <w:proofErr w:type="spellStart"/>
       <w:r>
@@ -1824,6 +1736,63 @@
         </w:rPr>
         <w:t>;</w:t>
       </w:r>
+    </w:p>
+    <w:p>
+      <w:pPr>
+        <w:pStyle w:val="a4"/>
+        <w:numPr>
+          <w:ilvl w:val="0"/>
+          <w:numId w:val="2"/>
+        </w:numPr>
+        <w:rPr>
+          <w:szCs w:val="24"/>
+          <w:lang w:val="uk-UA"/>
+        </w:rPr>
+      </w:pPr>
+      <w:r>
+        <w:rPr>
+          <w:szCs w:val="24"/>
+          <w:lang w:val="uk-UA"/>
+        </w:rPr>
+        <w:t>"Космічна погода", автор Л.В. Козак</w:t>
+      </w:r>
+      <w:r>
+        <w:rPr>
+          <w:szCs w:val="24"/>
+          <w:lang w:val="en-US"/>
+        </w:rPr>
+        <w:t>;</w:t>
+      </w:r>
+    </w:p>
+    <w:p>
+      <w:pPr>
+        <w:pStyle w:val="a4"/>
+        <w:numPr>
+          <w:ilvl w:val="0"/>
+          <w:numId w:val="2"/>
+        </w:numPr>
+        <w:rPr>
+          <w:szCs w:val="24"/>
+          <w:lang w:val="uk-UA"/>
+        </w:rPr>
+      </w:pPr>
+      <w:r>
+        <w:rPr>
+          <w:szCs w:val="24"/>
+          <w:lang w:val="uk-UA"/>
+        </w:rPr>
+        <w:t>"Навколоземний простір: моделі, дані, експеримент", автори Л.В. Козак, А.В. Грицай</w:t>
+      </w:r>
+    </w:p>
+    <w:p>
+      <w:pPr>
+        <w:pStyle w:val="a4"/>
+        <w:spacing w:after="0"/>
+        <w:rPr>
+          <w:szCs w:val="24"/>
+          <w:lang w:val="uk-UA"/>
+        </w:rPr>
+      </w:pPr>
     </w:p>
     <w:bookmarkEnd w:id="0"/>
     <w:bookmarkEnd w:id="1"/>
@@ -1947,7 +1916,6 @@
           <w:szCs w:val="24"/>
           <w:lang w:val="uk-UA"/>
         </w:rPr>
-        <w:lastRenderedPageBreak/>
         <w:t>на ОПП «Фізика» (освітній ступінь - бакалавр);</w:t>
       </w:r>
     </w:p>
@@ -2488,7 +2456,7 @@
           <w:rFonts w:ascii="Times New Roman" w:hAnsi="Times New Roman"/>
           <w:sz w:val="24"/>
           <w:szCs w:val="24"/>
-          <w:lang w:val="uk-UA"/>
+          <w:lang w:val="en-US"/>
         </w:rPr>
       </w:pPr>
       <w:r>
@@ -2665,9 +2633,9 @@
           <w:rFonts w:ascii="Times New Roman" w:hAnsi="Times New Roman"/>
           <w:sz w:val="24"/>
           <w:szCs w:val="24"/>
-          <w:lang w:val="uk-UA"/>
-        </w:rPr>
-        <w:t>.</w:t>
+          <w:lang w:val="en-US"/>
+        </w:rPr>
+        <w:t>;</w:t>
       </w:r>
     </w:p>
     <w:p>
@@ -2891,9 +2859,190 @@
           <w:rFonts w:ascii="Times New Roman" w:hAnsi="Times New Roman"/>
           <w:sz w:val="24"/>
           <w:szCs w:val="24"/>
-          <w:lang w:val="uk-UA"/>
-        </w:rPr>
-        <w:t>.</w:t>
+          <w:lang w:val="en-US"/>
+        </w:rPr>
+        <w:t>;</w:t>
+      </w:r>
+    </w:p>
+    <w:p>
+      <w:pPr>
+        <w:spacing w:after="0"/>
+        <w:rPr>
+          <w:rFonts w:ascii="Times New Roman" w:hAnsi="Times New Roman"/>
+          <w:sz w:val="24"/>
+          <w:szCs w:val="24"/>
+          <w:lang w:val="en-US"/>
+        </w:rPr>
+      </w:pPr>
+      <w:r>
+        <w:rPr>
+          <w:rFonts w:ascii="Times New Roman" w:hAnsi="Times New Roman"/>
+          <w:sz w:val="24"/>
+          <w:szCs w:val="24"/>
+          <w:lang w:val="uk-UA"/>
+        </w:rPr>
+        <w:t>3</w:t>
+      </w:r>
+      <w:r>
+        <w:rPr>
+          <w:rFonts w:ascii="Times New Roman" w:hAnsi="Times New Roman"/>
+          <w:sz w:val="24"/>
+          <w:szCs w:val="24"/>
+          <w:lang w:val="uk-UA"/>
+        </w:rPr>
+        <w:t>) опис освітньої програми «</w:t>
+      </w:r>
+      <w:r>
+        <w:rPr>
+          <w:rFonts w:ascii="Times New Roman" w:hAnsi="Times New Roman"/>
+          <w:sz w:val="24"/>
+          <w:szCs w:val="24"/>
+          <w:lang w:val="uk-UA"/>
+        </w:rPr>
+        <w:t>Фізика та астрономія</w:t>
+      </w:r>
+      <w:r>
+        <w:rPr>
+          <w:rFonts w:ascii="Times New Roman" w:hAnsi="Times New Roman"/>
+          <w:sz w:val="24"/>
+          <w:szCs w:val="24"/>
+          <w:lang w:val="uk-UA"/>
+        </w:rPr>
+        <w:t xml:space="preserve">» для </w:t>
+      </w:r>
+      <w:r>
+        <w:rPr>
+          <w:rFonts w:ascii="Times New Roman" w:hAnsi="Times New Roman"/>
+          <w:sz w:val="24"/>
+          <w:szCs w:val="24"/>
+          <w:lang w:val="uk-UA"/>
+        </w:rPr>
+        <w:t>третього</w:t>
+      </w:r>
+      <w:r>
+        <w:rPr>
+          <w:rFonts w:ascii="Times New Roman" w:hAnsi="Times New Roman"/>
+          <w:sz w:val="24"/>
+          <w:szCs w:val="24"/>
+          <w:lang w:val="uk-UA"/>
+        </w:rPr>
+        <w:t xml:space="preserve"> рівня освіти за спеціальністю </w:t>
+      </w:r>
+      <w:r>
+        <w:rPr>
+          <w:rFonts w:ascii="Times New Roman" w:hAnsi="Times New Roman"/>
+          <w:sz w:val="24"/>
+          <w:szCs w:val="24"/>
+        </w:rPr>
+        <w:t>Е5 «</w:t>
+      </w:r>
+      <w:proofErr w:type="spellStart"/>
+      <w:r>
+        <w:rPr>
+          <w:rFonts w:ascii="Times New Roman" w:hAnsi="Times New Roman"/>
+          <w:sz w:val="24"/>
+          <w:szCs w:val="24"/>
+        </w:rPr>
+        <w:t>Фізика</w:t>
+      </w:r>
+      <w:proofErr w:type="spellEnd"/>
+      <w:r>
+        <w:rPr>
+          <w:rFonts w:ascii="Times New Roman" w:hAnsi="Times New Roman"/>
+          <w:sz w:val="24"/>
+          <w:szCs w:val="24"/>
+        </w:rPr>
+        <w:t xml:space="preserve"> та </w:t>
+      </w:r>
+      <w:proofErr w:type="spellStart"/>
+      <w:r>
+        <w:rPr>
+          <w:rFonts w:ascii="Times New Roman" w:hAnsi="Times New Roman"/>
+          <w:sz w:val="24"/>
+          <w:szCs w:val="24"/>
+        </w:rPr>
+        <w:t>астрономія</w:t>
+      </w:r>
+      <w:proofErr w:type="spellEnd"/>
+      <w:r>
+        <w:rPr>
+          <w:rFonts w:ascii="Times New Roman" w:hAnsi="Times New Roman"/>
+          <w:sz w:val="24"/>
+          <w:szCs w:val="24"/>
+        </w:rPr>
+        <w:t xml:space="preserve">» </w:t>
+      </w:r>
+      <w:proofErr w:type="spellStart"/>
+      <w:r>
+        <w:rPr>
+          <w:rFonts w:ascii="Times New Roman" w:hAnsi="Times New Roman"/>
+          <w:sz w:val="24"/>
+          <w:szCs w:val="24"/>
+        </w:rPr>
+        <w:t>галузі</w:t>
+      </w:r>
+      <w:proofErr w:type="spellEnd"/>
+      <w:r>
+        <w:rPr>
+          <w:rFonts w:ascii="Times New Roman" w:hAnsi="Times New Roman"/>
+          <w:sz w:val="24"/>
+          <w:szCs w:val="24"/>
+        </w:rPr>
+        <w:t xml:space="preserve"> </w:t>
+      </w:r>
+      <w:proofErr w:type="spellStart"/>
+      <w:r>
+        <w:rPr>
+          <w:rFonts w:ascii="Times New Roman" w:hAnsi="Times New Roman"/>
+          <w:sz w:val="24"/>
+          <w:szCs w:val="24"/>
+        </w:rPr>
+        <w:t>знань</w:t>
+      </w:r>
+      <w:proofErr w:type="spellEnd"/>
+      <w:r>
+        <w:rPr>
+          <w:rFonts w:ascii="Times New Roman" w:hAnsi="Times New Roman"/>
+          <w:sz w:val="24"/>
+          <w:szCs w:val="24"/>
+        </w:rPr>
+        <w:t xml:space="preserve"> Е «</w:t>
+      </w:r>
+      <w:proofErr w:type="spellStart"/>
+      <w:r>
+        <w:rPr>
+          <w:rFonts w:ascii="Times New Roman" w:hAnsi="Times New Roman"/>
+          <w:sz w:val="24"/>
+          <w:szCs w:val="24"/>
+        </w:rPr>
+        <w:t>Природничі</w:t>
+      </w:r>
+      <w:proofErr w:type="spellEnd"/>
+      <w:r>
+        <w:rPr>
+          <w:rFonts w:ascii="Times New Roman" w:hAnsi="Times New Roman"/>
+          <w:sz w:val="24"/>
+          <w:szCs w:val="24"/>
+        </w:rPr>
+        <w:t xml:space="preserve"> науки, математика та статистика»</w:t>
+      </w:r>
+      <w:r>
+        <w:rPr>
+          <w:rFonts w:ascii="Times New Roman" w:hAnsi="Times New Roman"/>
+          <w:sz w:val="24"/>
+          <w:szCs w:val="24"/>
+          <w:lang w:val="uk-UA"/>
+        </w:rPr>
+        <w:t xml:space="preserve"> (нова редакція)</w:t>
+      </w:r>
+      <w:r>
+        <w:rPr>
+          <w:rFonts w:ascii="Times New Roman" w:hAnsi="Times New Roman"/>
+          <w:sz w:val="24"/>
+          <w:szCs w:val="24"/>
+          <w:lang w:val="en-US"/>
+        </w:rPr>
+        <w:t>;</w:t>
       </w:r>
     </w:p>
     <w:p>
@@ -3821,6 +3970,119 @@
     </w:lvl>
   </w:abstractNum>
   <w:abstractNum w:abstractNumId="9" w15:restartNumberingAfterBreak="0">
+    <w:nsid w:val="3CC22C22"/>
+    <w:multiLevelType w:val="hybridMultilevel"/>
+    <w:tmpl w:val="88EE96E0"/>
+    <w:lvl w:ilvl="0" w:tplc="94D4FE74">
+      <w:start w:val="11"/>
+      <w:numFmt w:val="decimal"/>
+      <w:lvlText w:val="%1."/>
+      <w:lvlJc w:val="left"/>
+      <w:pPr>
+        <w:tabs>
+          <w:tab w:val="num" w:pos="720"/>
+        </w:tabs>
+        <w:ind w:left="720" w:hanging="360"/>
+      </w:pPr>
+    </w:lvl>
+    <w:lvl w:ilvl="1" w:tplc="64C43B34" w:tentative="1">
+      <w:start w:val="1"/>
+      <w:numFmt w:val="decimal"/>
+      <w:lvlText w:val="%2."/>
+      <w:lvlJc w:val="left"/>
+      <w:pPr>
+        <w:tabs>
+          <w:tab w:val="num" w:pos="1440"/>
+        </w:tabs>
+        <w:ind w:left="1440" w:hanging="360"/>
+      </w:pPr>
+    </w:lvl>
+    <w:lvl w:ilvl="2" w:tplc="C4F2EEAC" w:tentative="1">
+      <w:start w:val="1"/>
+      <w:numFmt w:val="decimal"/>
+      <w:lvlText w:val="%3."/>
+      <w:lvlJc w:val="left"/>
+      <w:pPr>
+        <w:tabs>
+          <w:tab w:val="num" w:pos="2160"/>
+        </w:tabs>
+        <w:ind w:left="2160" w:hanging="360"/>
+      </w:pPr>
+    </w:lvl>
+    <w:lvl w:ilvl="3" w:tplc="C3ECB366" w:tentative="1">
+      <w:start w:val="1"/>
+      <w:numFmt w:val="decimal"/>
+      <w:lvlText w:val="%4."/>
+      <w:lvlJc w:val="left"/>
+      <w:pPr>
+        <w:tabs>
+          <w:tab w:val="num" w:pos="2880"/>
+        </w:tabs>
+        <w:ind w:left="2880" w:hanging="360"/>
+      </w:pPr>
+    </w:lvl>
+    <w:lvl w:ilvl="4" w:tplc="C122CAB2" w:tentative="1">
+      <w:start w:val="1"/>
+      <w:numFmt w:val="decimal"/>
+      <w:lvlText w:val="%5."/>
+      <w:lvlJc w:val="left"/>
+      <w:pPr>
+        <w:tabs>
+          <w:tab w:val="num" w:pos="3600"/>
+        </w:tabs>
+        <w:ind w:left="3600" w:hanging="360"/>
+      </w:pPr>
+    </w:lvl>
+    <w:lvl w:ilvl="5" w:tplc="BC2EB8B6" w:tentative="1">
+      <w:start w:val="1"/>
+      <w:numFmt w:val="decimal"/>
+      <w:lvlText w:val="%6."/>
+      <w:lvlJc w:val="left"/>
+      <w:pPr>
+        <w:tabs>
+          <w:tab w:val="num" w:pos="4320"/>
+        </w:tabs>
+        <w:ind w:left="4320" w:hanging="360"/>
+      </w:pPr>
+    </w:lvl>
+    <w:lvl w:ilvl="6" w:tplc="B87C02EC" w:tentative="1">
+      <w:start w:val="1"/>
+      <w:numFmt w:val="decimal"/>
+      <w:lvlText w:val="%7."/>
+      <w:lvlJc w:val="left"/>
+      <w:pPr>
+        <w:tabs>
+          <w:tab w:val="num" w:pos="5040"/>
+        </w:tabs>
+        <w:ind w:left="5040" w:hanging="360"/>
+      </w:pPr>
+    </w:lvl>
+    <w:lvl w:ilvl="7" w:tplc="5A12C982" w:tentative="1">
+      <w:start w:val="1"/>
+      <w:numFmt w:val="decimal"/>
+      <w:lvlText w:val="%8."/>
+      <w:lvlJc w:val="left"/>
+      <w:pPr>
+        <w:tabs>
+          <w:tab w:val="num" w:pos="5760"/>
+        </w:tabs>
+        <w:ind w:left="5760" w:hanging="360"/>
+      </w:pPr>
+    </w:lvl>
+    <w:lvl w:ilvl="8" w:tplc="2B4EC14E">
+      <w:start w:val="1"/>
+      <w:numFmt w:val="decimal"/>
+      <w:lvlText w:val="%9."/>
+      <w:lvlJc w:val="left"/>
+      <w:pPr>
+        <w:tabs>
+          <w:tab w:val="num" w:pos="6480"/>
+        </w:tabs>
+        <w:ind w:left="6480" w:hanging="360"/>
+      </w:pPr>
+    </w:lvl>
+  </w:abstractNum>
+  <w:abstractNum w:abstractNumId="10" w15:restartNumberingAfterBreak="0">
     <w:nsid w:val="5D9D1A90"/>
     <w:multiLevelType w:val="hybridMultilevel"/>
     <w:tmpl w:val="3E942B3C"/>
@@ -3933,7 +4195,7 @@
       </w:rPr>
     </w:lvl>
   </w:abstractNum>
-  <w:abstractNum w:abstractNumId="10" w15:restartNumberingAfterBreak="0">
+  <w:abstractNum w:abstractNumId="11" w15:restartNumberingAfterBreak="0">
     <w:nsid w:val="683A4B05"/>
     <w:multiLevelType w:val="hybridMultilevel"/>
     <w:tmpl w:val="7578EBEA"/>
@@ -4019,7 +4281,7 @@
       </w:pPr>
     </w:lvl>
   </w:abstractNum>
-  <w:abstractNum w:abstractNumId="11" w15:restartNumberingAfterBreak="0">
+  <w:abstractNum w:abstractNumId="12" w15:restartNumberingAfterBreak="0">
     <w:nsid w:val="6EBB4C30"/>
     <w:multiLevelType w:val="hybridMultilevel"/>
     <w:tmpl w:val="1E62DA4C"/>
@@ -4159,7 +4421,7 @@
       </w:rPr>
     </w:lvl>
   </w:abstractNum>
-  <w:abstractNum w:abstractNumId="12" w15:restartNumberingAfterBreak="0">
+  <w:abstractNum w:abstractNumId="13" w15:restartNumberingAfterBreak="0">
     <w:nsid w:val="795911B9"/>
     <w:multiLevelType w:val="hybridMultilevel"/>
     <w:tmpl w:val="5592544E"/>
@@ -4258,7 +4520,7 @@
     <w:abstractNumId w:val="7"/>
   </w:num>
   <w:num w:numId="5" w16cid:durableId="2059864015">
-    <w:abstractNumId w:val="9"/>
+    <w:abstractNumId w:val="10"/>
   </w:num>
   <w:num w:numId="6" w16cid:durableId="1228489963">
     <w:abstractNumId w:val="0"/>
@@ -4267,13 +4529,13 @@
     <w:abstractNumId w:val="2"/>
   </w:num>
   <w:num w:numId="8" w16cid:durableId="4325960">
-    <w:abstractNumId w:val="10"/>
+    <w:abstractNumId w:val="11"/>
   </w:num>
   <w:num w:numId="9" w16cid:durableId="1701005161">
     <w:abstractNumId w:val="1"/>
   </w:num>
   <w:num w:numId="10" w16cid:durableId="956715190">
-    <w:abstractNumId w:val="12"/>
+    <w:abstractNumId w:val="13"/>
   </w:num>
   <w:num w:numId="11" w16cid:durableId="363479708">
     <w:abstractNumId w:val="4"/>
@@ -4282,7 +4544,10 @@
     <w:abstractNumId w:val="3"/>
   </w:num>
   <w:num w:numId="13" w16cid:durableId="1866409562">
-    <w:abstractNumId w:val="11"/>
+    <w:abstractNumId w:val="12"/>
+  </w:num>
+  <w:num w:numId="14" w16cid:durableId="592251158">
+    <w:abstractNumId w:val="9"/>
   </w:num>
 </w:numbering>
 </file>
@@ -4711,7 +4976,6 @@
   <w:style w:type="character" w:default="1" w:styleId="a0">
     <w:name w:val="Default Paragraph Font"/>
     <w:uiPriority w:val="1"/>
-    <w:semiHidden/>
     <w:unhideWhenUsed/>
   </w:style>
   <w:style w:type="table" w:default="1" w:styleId="a1">
